--- a/docx/Automation/runbook-changes.docx
+++ b/docx/Automation/runbook-changes.docx
@@ -225,7 +225,7 @@
           <w:rPr>
             <w:rStyle w:val="VerbatimChar"/>
           </w:rPr>
-          <w:t xml:space="preserve">runbook-requirements.md</w:t>
+          <w:t xml:space="preserve">runbook-requirements-v2.md</w:t>
         </w:r>
       </w:hyperlink>
       <w:r>
